--- a/public/files/josh.james.cv.docx
+++ b/public/files/josh.james.cv.docx
@@ -21,7 +21,7 @@
               <wp:anchor behindDoc="0" distT="0" distB="635" distL="113665" distR="112395" simplePos="0" locked="0" layoutInCell="0" allowOverlap="1" relativeHeight="2" wp14:anchorId="7F03A02F">
                 <wp:simplePos x="0" y="0"/>
                 <wp:positionH relativeFrom="column">
-                  <wp:posOffset>5080000</wp:posOffset>
+                  <wp:posOffset>5440045</wp:posOffset>
                 </wp:positionH>
                 <wp:positionV relativeFrom="paragraph">
                   <wp:posOffset>635</wp:posOffset>
@@ -112,7 +112,7 @@
                 <v:path o:extrusionok="f" gradientshapeok="t" o:connecttype="rect"/>
                 <o:lock v:ext="edit" aspectratio="t"/>
               </v:shapetype>
-              <v:shape id="shape_0" ID="Picture 1" stroked="f" o:allowincell="f" style="position:absolute;margin-left:400pt;margin-top:0.05pt;width:72.15pt;height:62.95pt;mso-wrap-style:none;v-text-anchor:middle" wp14:anchorId="7F03A02F" type="_x0000_t75">
+              <v:shape id="shape_0" ID="Picture 1" stroked="f" o:allowincell="f" style="position:absolute;margin-left:428.35pt;margin-top:0.05pt;width:72.15pt;height:62.95pt;mso-wrap-style:none;v-text-anchor:middle" wp14:anchorId="7F03A02F" type="_x0000_t75">
                 <v:imagedata r:id="rId4" o:detectmouseclick="t"/>
                 <v:stroke color="#3465a4" joinstyle="round" endcap="flat"/>
                 <w10:wrap type="square"/>
@@ -136,18 +136,42 @@
         <w:ind w:hanging="0" w:start="0"/>
         <w:rPr/>
       </w:pPr>
+      <w:r>
+        <w:rPr>
+          <w:rStyle w:val="Hyperlink"/>
+          <w:b/>
+          <w:bCs/>
+          <w:sz w:val="20"/>
+          <w:szCs w:val="20"/>
+        </w:rPr>
+        <w:t xml:space="preserve">More background and project experience available on my site &gt; </w:t>
+      </w:r>
       <w:hyperlink r:id="rId5">
         <w:r>
           <w:rPr>
             <w:rStyle w:val="Hyperlink"/>
             <w:b/>
             <w:bCs/>
+            <w:i w:val="false"/>
+            <w:iCs w:val="false"/>
+            <w:sz w:val="21"/>
+            <w:szCs w:val="21"/>
           </w:rPr>
           <w:t>https://joshjames.site</w:t>
         </w:r>
       </w:hyperlink>
       <w:r>
         <w:rPr>
+          <w:rStyle w:val="Hyperlink"/>
+          <w:b/>
+          <w:bCs/>
+          <w:sz w:val="20"/>
+          <w:szCs w:val="20"/>
+        </w:rPr>
+        <w:br/>
+      </w:r>
+      <w:r>
+        <w:rPr>
           <w:b/>
           <w:bCs/>
         </w:rPr>
@@ -231,19 +255,7 @@
         <w:rPr>
           <w:rFonts w:ascii="Nimbus Roman" w:hAnsi="Nimbus Roman"/>
         </w:rPr>
-        <w:t xml:space="preserve">Experienced Senior Infrastructure, Sysadmin, DevOps and Cloud Platform Engineer with 20+ years across infrastructure, </w:t>
-      </w:r>
-      <w:r>
-        <w:rPr>
-          <w:rFonts w:ascii="Nimbus Roman" w:hAnsi="Nimbus Roman"/>
-        </w:rPr>
-        <w:t xml:space="preserve">back end </w:t>
-      </w:r>
-      <w:r>
-        <w:rPr>
-          <w:rFonts w:ascii="Nimbus Roman" w:hAnsi="Nimbus Roman"/>
-        </w:rPr>
-        <w:t>software development, and operations. Proven success leading large-scale cloud and automation initiatives for enterprise and government clients.</w:t>
+        <w:t>Experienced Senior Infrastructure, Sysadmin, DevOps and Cloud Platform Engineer with 20+ years across infrastructure, back end software development, and operations. Proven success leading large-scale cloud and automation initiatives for enterprise and government clients.</w:t>
         <w:br/>
         <w:t>Over a decade in enterprise ICT , Microsoft, Vmware and data-centre operations.</w:t>
         <w:br/>
@@ -366,7 +378,7 @@
           <w:numId w:val="2"/>
         </w:numPr>
         <w:tabs>
-          <w:tab w:val="clear" w:pos="709"/>
+          <w:tab w:val="clear" w:pos="720"/>
           <w:tab w:val="left" w:pos="285" w:leader="none"/>
         </w:tabs>
         <w:suppressAutoHyphens w:val="true"/>
@@ -390,7 +402,7 @@
           <w:numId w:val="3"/>
         </w:numPr>
         <w:tabs>
-          <w:tab w:val="clear" w:pos="709"/>
+          <w:tab w:val="clear" w:pos="720"/>
           <w:tab w:val="left" w:pos="285" w:leader="none"/>
         </w:tabs>
         <w:suppressAutoHyphens w:val="true"/>
@@ -414,7 +426,7 @@
           <w:numId w:val="4"/>
         </w:numPr>
         <w:tabs>
-          <w:tab w:val="clear" w:pos="709"/>
+          <w:tab w:val="clear" w:pos="720"/>
           <w:tab w:val="left" w:pos="285" w:leader="none"/>
         </w:tabs>
         <w:suppressAutoHyphens w:val="true"/>
@@ -438,7 +450,7 @@
           <w:numId w:val="4"/>
         </w:numPr>
         <w:tabs>
-          <w:tab w:val="clear" w:pos="709"/>
+          <w:tab w:val="clear" w:pos="720"/>
           <w:tab w:val="left" w:pos="285" w:leader="none"/>
         </w:tabs>
         <w:suppressAutoHyphens w:val="true"/>
@@ -476,7 +488,7 @@
           <w:numId w:val="5"/>
         </w:numPr>
         <w:tabs>
-          <w:tab w:val="clear" w:pos="709"/>
+          <w:tab w:val="clear" w:pos="720"/>
           <w:tab w:val="left" w:pos="285" w:leader="none"/>
         </w:tabs>
         <w:suppressAutoHyphens w:val="true"/>
@@ -500,7 +512,7 @@
           <w:numId w:val="6"/>
         </w:numPr>
         <w:tabs>
-          <w:tab w:val="clear" w:pos="709"/>
+          <w:tab w:val="clear" w:pos="720"/>
           <w:tab w:val="left" w:pos="285" w:leader="none"/>
         </w:tabs>
         <w:suppressAutoHyphens w:val="true"/>
@@ -551,6 +563,9 @@
           <w:b/>
           <w:bCs/>
         </w:rPr>
+        <w:tab/>
+        <w:tab/>
+        <w:tab/>
         <w:t>Freelance / Contracts / Projects</w:t>
       </w:r>
     </w:p>
@@ -566,11 +581,79 @@
           <w:sz w:val="28"/>
           <w:szCs w:val="28"/>
         </w:rPr>
-        <w:t xml:space="preserve">Senior DevOps Engineer </w:t>
-      </w:r>
-      <w:r>
-        <w:rPr/>
-        <w:t>– Department of Communities and Housing</w:t>
+        <w:t xml:space="preserve">Senior Cloud Consultant -  Orro </w:t>
+        <w:br/>
+      </w:r>
+      <w:r>
+        <w:rPr>
+          <w:rFonts w:eastAsia="Noto Serif CJK SC" w:cs="FreeSans" w:ascii="Liberation Serif" w:hAnsi="Liberation Serif"/>
+          <w:b w:val="false"/>
+          <w:bCs w:val="false"/>
+          <w:i/>
+          <w:iCs/>
+          <w:color w:val="auto"/>
+          <w:kern w:val="2"/>
+          <w:sz w:val="24"/>
+          <w:szCs w:val="24"/>
+          <w:lang w:val="en-AU" w:eastAsia="zh-CN" w:bidi="hi-IN"/>
+        </w:rPr>
+        <w:t>October 2025–  June 2026 (Contract)</w:t>
+      </w:r>
+    </w:p>
+    <w:p>
+      <w:pPr>
+        <w:pStyle w:val="Normal"/>
+        <w:bidi w:val="0"/>
+        <w:jc w:val="start"/>
+        <w:rPr/>
+      </w:pPr>
+      <w:r>
+        <w:rPr/>
+        <w:t xml:space="preserve">Orro is a national Managed service provider who needed someone to help them automate and standardise their cloud customers across a mix of Azure, AWS and vmware, utilising well architected frameworks </w:t>
+      </w:r>
+      <w:r>
+        <w:rPr>
+          <w:rFonts w:eastAsia="Noto Serif CJK SC" w:cs="FreeSans"/>
+          <w:b/>
+          <w:bCs/>
+          <w:color w:val="auto"/>
+          <w:kern w:val="2"/>
+          <w:sz w:val="24"/>
+          <w:szCs w:val="24"/>
+          <w:lang w:val="en-AU" w:eastAsia="zh-CN" w:bidi="hi-IN"/>
+        </w:rPr>
+        <w:t>Technologies: AWS &amp; Azure, Terraform, Entra, IAM, VPC, S3, CloudWatch), Vsphere, vmware, HyperV</w:t>
+      </w:r>
+      <w:r>
+        <w:rPr>
+          <w:rFonts w:eastAsia="Noto Serif CJK SC" w:cs="FreeSans"/>
+          <w:color w:val="auto"/>
+          <w:kern w:val="2"/>
+          <w:sz w:val="24"/>
+          <w:szCs w:val="24"/>
+          <w:lang w:val="en-AU" w:eastAsia="zh-CN" w:bidi="hi-IN"/>
+        </w:rPr>
+        <w:br/>
+      </w:r>
+      <w:r>
+        <w:rPr>
+          <w:sz w:val="28"/>
+          <w:szCs w:val="28"/>
+        </w:rPr>
+        <w:br/>
+      </w:r>
+      <w:r>
+        <w:rPr>
+          <w:rFonts w:eastAsia="Calibri" w:cs="Calibri" w:ascii="Calibri" w:hAnsi="Calibri"/>
+          <w:b/>
+          <w:bCs/>
+          <w:color w:val="4F81BD"/>
+          <w:kern w:val="2"/>
+          <w:sz w:val="26"/>
+          <w:szCs w:val="26"/>
+          <w:lang w:val="en-AU" w:eastAsia="zh-CN" w:bidi="hi-IN"/>
+        </w:rPr>
+        <w:t>Senior DevOps Engineer – Department of Communities and Housing</w:t>
       </w:r>
     </w:p>
     <w:p>
@@ -589,7 +672,21 @@
           <w:i/>
           <w:iCs/>
         </w:rPr>
-        <w:t>Nov 2024 – Aug 2025 (Contract)</w:t>
+        <w:t xml:space="preserve">Nov 2024 – </w:t>
+      </w:r>
+      <w:r>
+        <w:rPr>
+          <w:i/>
+          <w:iCs/>
+        </w:rPr>
+        <w:t>July</w:t>
+      </w:r>
+      <w:r>
+        <w:rPr>
+          <w:i/>
+          <w:iCs/>
+        </w:rPr>
+        <w:t xml:space="preserve"> 2025 (Contract)</w:t>
       </w:r>
     </w:p>
     <w:p>
@@ -642,6 +739,13 @@
           <w:bCs/>
         </w:rPr>
         <w:t xml:space="preserve">CI/CD </w:t>
+      </w:r>
+      <w:r>
+        <w:rPr>
+          <w:b w:val="false"/>
+          <w:bCs w:val="false"/>
+        </w:rPr>
+        <w:t xml:space="preserve">gitops container </w:t>
       </w:r>
       <w:r>
         <w:rPr/>
@@ -838,42 +942,7 @@
           <w:i/>
           <w:iCs/>
         </w:rPr>
-        <w:t>Jan</w:t>
-      </w:r>
-      <w:r>
-        <w:rPr>
-          <w:i/>
-          <w:iCs/>
-        </w:rPr>
-        <w:t xml:space="preserve"> 2023 – </w:t>
-      </w:r>
-      <w:r>
-        <w:rPr>
-          <w:i/>
-          <w:iCs/>
-        </w:rPr>
-        <w:t>Nov</w:t>
-      </w:r>
-      <w:r>
-        <w:rPr>
-          <w:i/>
-          <w:iCs/>
-        </w:rPr>
-        <w:t xml:space="preserve"> 202</w:t>
-      </w:r>
-      <w:r>
-        <w:rPr>
-          <w:i/>
-          <w:iCs/>
-        </w:rPr>
-        <w:t>3</w:t>
-      </w:r>
-      <w:r>
-        <w:rPr>
-          <w:i/>
-          <w:iCs/>
-        </w:rPr>
-        <w:t xml:space="preserve"> (Contract)</w:t>
+        <w:t>Jan 2023 – Nov 2023 (Contract)</w:t>
       </w:r>
     </w:p>
     <w:p>
@@ -993,12 +1062,9 @@
           <w:bCs/>
         </w:rPr>
         <w:t xml:space="preserve">    </w:t>
-      </w:r>
-      <w:r>
-        <w:rPr>
-          <w:b/>
-          <w:bCs/>
-        </w:rPr>
+        <w:tab/>
+        <w:tab/>
+        <w:tab/>
         <w:t>Permanent Positions</w:t>
       </w:r>
     </w:p>
@@ -1030,11 +1096,7 @@
       </w:pPr>
       <w:r>
         <w:rPr/>
-        <w:t xml:space="preserve">2022 – 2023   - </w:t>
-      </w:r>
-      <w:r>
-        <w:rPr/>
-        <w:t>18 months</w:t>
+        <w:t>2022 – 2023   - 18 months</w:t>
       </w:r>
     </w:p>
     <w:p>
@@ -1095,19 +1157,7 @@
       </w:pPr>
       <w:r>
         <w:rPr/>
-        <w:t>202</w:t>
-      </w:r>
-      <w:r>
-        <w:rPr/>
-        <w:t>0</w:t>
-      </w:r>
-      <w:r>
-        <w:rPr/>
-        <w:t xml:space="preserve"> – 2022    - </w:t>
-      </w:r>
-      <w:r>
-        <w:rPr/>
-        <w:t>2 years</w:t>
+        <w:t>2020 – 2022    - 2 years</w:t>
       </w:r>
     </w:p>
     <w:p>
@@ -1122,26 +1172,14 @@
         <w:t>Led AWS infrastructure transformation during rapid growth phase. Built global multi-region stack with CI/CD automation, enabling geo-based routing, database replication, and near-zero downtime deployments.</w:t>
         <w:br/>
         <w:t>Configuration management for all server deployments as code in git.</w:t>
-      </w:r>
-    </w:p>
-    <w:p>
-      <w:pPr>
-        <w:pStyle w:val="Normal"/>
-        <w:bidi w:val="0"/>
-        <w:jc w:val="start"/>
-        <w:rPr/>
-      </w:pPr>
+        <w:br/>
+      </w:r>
       <w:r>
         <w:rPr>
           <w:b/>
           <w:bCs/>
         </w:rPr>
         <w:t>Technologies: AWS, Google Cloud, ECS, RDS, ElasticSearch, Redis, Terraform, Ansible</w:t>
-        <w:br/>
-        <w:br/>
-        <w:br/>
-        <w:br/>
-        <w:br/>
       </w:r>
       <w:r>
         <w:rPr>
@@ -1185,23 +1223,7 @@
       </w:r>
       <w:r>
         <w:rPr/>
-        <w:t>– Cloud Automation Engineer (20</w:t>
-      </w:r>
-      <w:r>
-        <w:rPr/>
-        <w:t>19</w:t>
-      </w:r>
-      <w:r>
-        <w:rPr/>
-        <w:t>–202</w:t>
-      </w:r>
-      <w:r>
-        <w:rPr/>
-        <w:t>0</w:t>
-      </w:r>
-      <w:r>
-        <w:rPr/>
-        <w:t>): Automated SaaS platform transitions using Ansible Tower and Terraform.</w:t>
+        <w:t>– Cloud Automation Engineer (2019–2020): Automated SaaS platform transitions using Ansible Tower and Terraform.</w:t>
         <w:br/>
         <w:t xml:space="preserve">• </w:t>
       </w:r>
@@ -1214,15 +1236,7 @@
       </w:r>
       <w:r>
         <w:rPr/>
-        <w:t xml:space="preserve"> – Senior DevOps Engineer (2019–202</w:t>
-      </w:r>
-      <w:r>
-        <w:rPr/>
-        <w:t>0</w:t>
-      </w:r>
-      <w:r>
-        <w:rPr/>
-        <w:t>): Delivered AWS-based ML and computer vision platforms for ANZ and Dominos.</w:t>
+        <w:t xml:space="preserve"> – Senior DevOps Engineer (2019–2020): Delivered AWS-based ML and computer vision platforms for ANZ and Dominos.</w:t>
         <w:br/>
         <w:t xml:space="preserve">• </w:t>
       </w:r>
@@ -1300,9 +1314,6 @@
       <w:r>
         <w:rPr/>
         <w:br/>
-      </w:r>
-      <w:r>
-        <w:rPr/>
         <w:t xml:space="preserve">Network Engineer/Head of Infrastructure  - </w:t>
       </w:r>
       <w:r>
@@ -1338,9 +1349,6 @@
       <w:r>
         <w:rPr/>
         <w:br/>
-      </w:r>
-      <w:r>
-        <w:rPr/>
         <w:t>roles across enterprise and government environments, focusing on automation, virtualization, and scalable architecture as well as traditional datacentre, server, storage and networking operations.</w:t>
       </w:r>
     </w:p>
@@ -1484,6 +1492,7 @@
         </w:tabs>
         <w:ind w:start="0" w:hanging="0"/>
       </w:pPr>
+      <w:rPr/>
     </w:lvl>
     <w:lvl w:ilvl="1">
       <w:start w:val="1"/>
@@ -1497,6 +1506,7 @@
         </w:tabs>
         <w:ind w:start="0" w:hanging="0"/>
       </w:pPr>
+      <w:rPr/>
     </w:lvl>
     <w:lvl w:ilvl="2">
       <w:start w:val="1"/>
@@ -1510,10 +1520,10 @@
         </w:tabs>
         <w:ind w:start="0" w:hanging="0"/>
       </w:pPr>
+      <w:rPr/>
     </w:lvl>
     <w:lvl w:ilvl="3">
       <w:start w:val="1"/>
-      <w:pStyle w:val="Heading4"/>
       <w:numFmt w:val="none"/>
       <w:suff w:val="nothing"/>
       <w:lvlText w:val=""/>
@@ -1524,6 +1534,7 @@
         </w:tabs>
         <w:ind w:start="0" w:hanging="0"/>
       </w:pPr>
+      <w:rPr/>
     </w:lvl>
     <w:lvl w:ilvl="4">
       <w:start w:val="1"/>
@@ -1537,6 +1548,7 @@
         </w:tabs>
         <w:ind w:start="0" w:hanging="0"/>
       </w:pPr>
+      <w:rPr/>
     </w:lvl>
     <w:lvl w:ilvl="5">
       <w:start w:val="1"/>
@@ -1550,6 +1562,7 @@
         </w:tabs>
         <w:ind w:start="0" w:hanging="0"/>
       </w:pPr>
+      <w:rPr/>
     </w:lvl>
     <w:lvl w:ilvl="6">
       <w:start w:val="1"/>
@@ -1563,6 +1576,7 @@
         </w:tabs>
         <w:ind w:start="0" w:hanging="0"/>
       </w:pPr>
+      <w:rPr/>
     </w:lvl>
     <w:lvl w:ilvl="7">
       <w:start w:val="1"/>
@@ -1576,6 +1590,7 @@
         </w:tabs>
         <w:ind w:start="0" w:hanging="0"/>
       </w:pPr>
+      <w:rPr/>
     </w:lvl>
     <w:lvl w:ilvl="8">
       <w:start w:val="1"/>
@@ -1589,6 +1604,7 @@
         </w:tabs>
         <w:ind w:start="0" w:hanging="0"/>
       </w:pPr>
+      <w:rPr/>
     </w:lvl>
   </w:abstractNum>
   <w:abstractNum w:abstractNumId="2">
@@ -2194,6 +2210,125 @@
         <w:ind w:start="3600" w:hanging="360"/>
       </w:pPr>
       <w:rPr/>
+    </w:lvl>
+  </w:abstractNum>
+  <w:abstractNum w:abstractNumId="7">
+    <w:lvl w:ilvl="0">
+      <w:start w:val="1"/>
+      <w:numFmt w:val="none"/>
+      <w:suff w:val="nothing"/>
+      <w:lvlText w:val=""/>
+      <w:lvlJc w:val="start"/>
+      <w:pPr>
+        <w:tabs>
+          <w:tab w:val="num" w:pos="0"/>
+        </w:tabs>
+        <w:ind w:start="0" w:hanging="0"/>
+      </w:pPr>
+    </w:lvl>
+    <w:lvl w:ilvl="1">
+      <w:start w:val="1"/>
+      <w:numFmt w:val="none"/>
+      <w:suff w:val="nothing"/>
+      <w:lvlText w:val=""/>
+      <w:lvlJc w:val="start"/>
+      <w:pPr>
+        <w:tabs>
+          <w:tab w:val="num" w:pos="0"/>
+        </w:tabs>
+        <w:ind w:start="0" w:hanging="0"/>
+      </w:pPr>
+    </w:lvl>
+    <w:lvl w:ilvl="2">
+      <w:start w:val="1"/>
+      <w:numFmt w:val="none"/>
+      <w:suff w:val="nothing"/>
+      <w:lvlText w:val=""/>
+      <w:lvlJc w:val="start"/>
+      <w:pPr>
+        <w:tabs>
+          <w:tab w:val="num" w:pos="0"/>
+        </w:tabs>
+        <w:ind w:start="0" w:hanging="0"/>
+      </w:pPr>
+    </w:lvl>
+    <w:lvl w:ilvl="3">
+      <w:start w:val="1"/>
+      <w:numFmt w:val="none"/>
+      <w:suff w:val="nothing"/>
+      <w:lvlText w:val=""/>
+      <w:lvlJc w:val="start"/>
+      <w:pPr>
+        <w:tabs>
+          <w:tab w:val="num" w:pos="0"/>
+        </w:tabs>
+        <w:ind w:start="0" w:hanging="0"/>
+      </w:pPr>
+    </w:lvl>
+    <w:lvl w:ilvl="4">
+      <w:start w:val="1"/>
+      <w:numFmt w:val="none"/>
+      <w:suff w:val="nothing"/>
+      <w:lvlText w:val=""/>
+      <w:lvlJc w:val="start"/>
+      <w:pPr>
+        <w:tabs>
+          <w:tab w:val="num" w:pos="0"/>
+        </w:tabs>
+        <w:ind w:start="0" w:hanging="0"/>
+      </w:pPr>
+    </w:lvl>
+    <w:lvl w:ilvl="5">
+      <w:start w:val="1"/>
+      <w:numFmt w:val="none"/>
+      <w:suff w:val="nothing"/>
+      <w:lvlText w:val=""/>
+      <w:lvlJc w:val="start"/>
+      <w:pPr>
+        <w:tabs>
+          <w:tab w:val="num" w:pos="0"/>
+        </w:tabs>
+        <w:ind w:start="0" w:hanging="0"/>
+      </w:pPr>
+    </w:lvl>
+    <w:lvl w:ilvl="6">
+      <w:start w:val="1"/>
+      <w:numFmt w:val="none"/>
+      <w:suff w:val="nothing"/>
+      <w:lvlText w:val=""/>
+      <w:lvlJc w:val="start"/>
+      <w:pPr>
+        <w:tabs>
+          <w:tab w:val="num" w:pos="0"/>
+        </w:tabs>
+        <w:ind w:start="0" w:hanging="0"/>
+      </w:pPr>
+    </w:lvl>
+    <w:lvl w:ilvl="7">
+      <w:start w:val="1"/>
+      <w:numFmt w:val="none"/>
+      <w:suff w:val="nothing"/>
+      <w:lvlText w:val=""/>
+      <w:lvlJc w:val="start"/>
+      <w:pPr>
+        <w:tabs>
+          <w:tab w:val="num" w:pos="0"/>
+        </w:tabs>
+        <w:ind w:start="0" w:hanging="0"/>
+      </w:pPr>
+    </w:lvl>
+    <w:lvl w:ilvl="8">
+      <w:start w:val="1"/>
+      <w:numFmt w:val="none"/>
+      <w:suff w:val="nothing"/>
+      <w:lvlText w:val=""/>
+      <w:lvlJc w:val="start"/>
+      <w:pPr>
+        <w:tabs>
+          <w:tab w:val="num" w:pos="0"/>
+        </w:tabs>
+        <w:ind w:start="0" w:hanging="0"/>
+      </w:pPr>
     </w:lvl>
   </w:abstractNum>
   <w:num w:numId="1">
@@ -2213,6 +2348,9 @@
   </w:num>
   <w:num w:numId="6">
     <w:abstractNumId w:val="6"/>
+  </w:num>
+  <w:num w:numId="7">
+    <w:abstractNumId w:val="7"/>
   </w:num>
 </w:numbering>
 </file>

--- a/public/files/josh.james.cv.docx
+++ b/public/files/josh.james.cv.docx
@@ -537,36 +537,6 @@
       <w:r>
         <w:rPr/>
         <w:t>Professional Experience</w:t>
-        <w:br/>
-      </w:r>
-    </w:p>
-    <w:p>
-      <w:pPr>
-        <w:pStyle w:val="Normal"/>
-        <w:bidi w:val="0"/>
-        <w:jc w:val="start"/>
-        <w:rPr/>
-      </w:pPr>
-      <w:r>
-        <w:rPr/>
-        <w:t xml:space="preserve">    </w:t>
-      </w:r>
-      <w:r>
-        <w:rPr>
-          <w:b/>
-          <w:bCs/>
-        </w:rPr>
-        <w:t xml:space="preserve">    </w:t>
-      </w:r>
-      <w:r>
-        <w:rPr>
-          <w:b/>
-          <w:bCs/>
-        </w:rPr>
-        <w:tab/>
-        <w:tab/>
-        <w:tab/>
-        <w:t>Freelance / Contracts / Projects</w:t>
       </w:r>
     </w:p>
     <w:p>
@@ -581,7 +551,14 @@
           <w:sz w:val="28"/>
           <w:szCs w:val="28"/>
         </w:rPr>
-        <w:t xml:space="preserve">Senior Cloud Consultant -  Orro </w:t>
+        <w:t xml:space="preserve">Senior Cloud Consultant -  </w:t>
+      </w:r>
+      <w:r>
+        <w:rPr>
+          <w:sz w:val="28"/>
+          <w:szCs w:val="28"/>
+        </w:rPr>
+        <w:t>Autopilot Consulting – Managed Services – multiple clients.</w:t>
         <w:br/>
       </w:r>
       <w:r>
@@ -597,32 +574,179 @@
           <w:szCs w:val="24"/>
           <w:lang w:val="en-AU" w:eastAsia="zh-CN" w:bidi="hi-IN"/>
         </w:rPr>
-        <w:t>October 2025–  June 2026 (Contract)</w:t>
-      </w:r>
-    </w:p>
-    <w:p>
-      <w:pPr>
-        <w:pStyle w:val="Normal"/>
-        <w:bidi w:val="0"/>
-        <w:jc w:val="start"/>
-        <w:rPr/>
-      </w:pPr>
-      <w:r>
-        <w:rPr/>
-        <w:t xml:space="preserve">Orro is a national Managed service provider who needed someone to help them automate and standardise their cloud customers across a mix of Azure, AWS and vmware, utilising well architected frameworks </w:t>
-      </w:r>
-      <w:r>
-        <w:rPr>
-          <w:rFonts w:eastAsia="Noto Serif CJK SC" w:cs="FreeSans"/>
-          <w:b/>
-          <w:bCs/>
+        <w:t>202</w:t>
+      </w:r>
+      <w:r>
+        <w:rPr>
+          <w:rFonts w:eastAsia="Noto Serif CJK SC" w:cs="FreeSans" w:ascii="Liberation Serif" w:hAnsi="Liberation Serif"/>
+          <w:b w:val="false"/>
+          <w:bCs w:val="false"/>
+          <w:i/>
+          <w:iCs/>
           <w:color w:val="auto"/>
           <w:kern w:val="2"/>
           <w:sz w:val="24"/>
           <w:szCs w:val="24"/>
           <w:lang w:val="en-AU" w:eastAsia="zh-CN" w:bidi="hi-IN"/>
         </w:rPr>
-        <w:t>Technologies: AWS &amp; Azure, Terraform, Entra, IAM, VPC, S3, CloudWatch), Vsphere, vmware, HyperV</w:t>
+        <w:t>3</w:t>
+      </w:r>
+      <w:r>
+        <w:rPr>
+          <w:rFonts w:eastAsia="Noto Serif CJK SC" w:cs="FreeSans" w:ascii="Liberation Serif" w:hAnsi="Liberation Serif"/>
+          <w:b w:val="false"/>
+          <w:bCs w:val="false"/>
+          <w:i/>
+          <w:iCs/>
+          <w:color w:val="auto"/>
+          <w:kern w:val="2"/>
+          <w:sz w:val="24"/>
+          <w:szCs w:val="24"/>
+          <w:lang w:val="en-AU" w:eastAsia="zh-CN" w:bidi="hi-IN"/>
+        </w:rPr>
+        <w:t>–  2026</w:t>
+      </w:r>
+    </w:p>
+    <w:p>
+      <w:pPr>
+        <w:pStyle w:val="Normal"/>
+        <w:bidi w:val="0"/>
+        <w:jc w:val="start"/>
+        <w:rPr/>
+      </w:pPr>
+      <w:r>
+        <w:rPr/>
+        <w:t xml:space="preserve">Working through </w:t>
+      </w:r>
+      <w:r>
+        <w:rPr/>
+        <w:t xml:space="preserve">Orro; a national Managed service provider </w:t>
+      </w:r>
+      <w:r>
+        <w:rPr/>
+        <w:t>as a senior Cloud consultant, devops and infrastructure engineer for clients such as Department of Communities and Housing, Deparment of transport and others I worked to</w:t>
+      </w:r>
+      <w:r>
+        <w:rPr/>
+        <w:t xml:space="preserve"> automate and standardise </w:t>
+      </w:r>
+      <w:r>
+        <w:rPr/>
+        <w:t xml:space="preserve">multi tenancy </w:t>
+      </w:r>
+      <w:r>
+        <w:rPr/>
+        <w:t xml:space="preserve">cloud </w:t>
+      </w:r>
+      <w:r>
+        <w:rPr/>
+        <w:t>environments across</w:t>
+      </w:r>
+      <w:r>
+        <w:rPr/>
+        <w:t xml:space="preserve"> a mix of Azure, AWS and vmware.</w:t>
+        <w:br/>
+      </w:r>
+      <w:r>
+        <w:rPr/>
+        <w:t>Projects such as Delivering Azure Landing Zones via Terraform modules, complete configuration management, Automated hybrid identity and multi-cloud networking with ExpressRoute and Direct Connect. Defined compliance guardrails for scalable Azure governance.</w:t>
+      </w:r>
+      <w:r>
+        <w:rPr/>
+        <w:t xml:space="preserve"> </w:t>
+        <w:br/>
+        <w:t xml:space="preserve">Implemented automated </w:t>
+      </w:r>
+      <w:r>
+        <w:rPr>
+          <w:b/>
+          <w:bCs/>
+        </w:rPr>
+        <w:t>EKS</w:t>
+      </w:r>
+      <w:r>
+        <w:rPr/>
+        <w:t xml:space="preserve"> lifecycle patching, blue-green deployments, and </w:t>
+      </w:r>
+      <w:r>
+        <w:rPr>
+          <w:b/>
+          <w:bCs/>
+        </w:rPr>
+        <w:t xml:space="preserve">CI/CD </w:t>
+      </w:r>
+      <w:r>
+        <w:rPr>
+          <w:b w:val="false"/>
+          <w:bCs w:val="false"/>
+        </w:rPr>
+        <w:t xml:space="preserve">gitops container </w:t>
+      </w:r>
+      <w:r>
+        <w:rPr/>
+        <w:t xml:space="preserve">integrations for Node.js microservices. Led secure API integration with financial institutions. </w:t>
+      </w:r>
+      <w:r>
+        <w:rPr/>
+        <w:t xml:space="preserve">Utilising patching and security </w:t>
+      </w:r>
+      <w:r>
+        <w:rPr/>
+        <w:t xml:space="preserve">frameworks </w:t>
+      </w:r>
+      <w:r>
+        <w:rPr/>
+        <w:t xml:space="preserve">and Managed and optimised </w:t>
+      </w:r>
+      <w:r>
+        <w:rPr>
+          <w:b/>
+          <w:bCs/>
+        </w:rPr>
+        <w:t>AWS</w:t>
+      </w:r>
+      <w:r>
+        <w:rPr/>
+        <w:t xml:space="preserve">-hosted </w:t>
+      </w:r>
+      <w:r>
+        <w:rPr>
+          <w:b/>
+          <w:bCs/>
+        </w:rPr>
+        <w:t>Kubernetes</w:t>
+      </w:r>
+      <w:r>
+        <w:rPr/>
+        <w:t xml:space="preserve"> environments supporting multiple app tiers. </w:t>
+        <w:br/>
+      </w:r>
+      <w:r>
+        <w:rPr>
+          <w:rFonts w:eastAsia="Noto Serif CJK SC" w:cs="FreeSans"/>
+          <w:b/>
+          <w:bCs/>
+          <w:color w:val="auto"/>
+          <w:kern w:val="2"/>
+          <w:sz w:val="24"/>
+          <w:szCs w:val="24"/>
+          <w:lang w:val="en-AU" w:eastAsia="zh-CN" w:bidi="hi-IN"/>
+        </w:rPr>
+        <w:t xml:space="preserve">Technologies: AWS &amp; Azure, Terraform, Entra, IAM, VPC, S3, CloudWatch), Vsphere, vmware, HyperV,  Helm, Argo CD Docker, CodePipeline, </w:t>
+      </w:r>
+      <w:r>
+        <w:rPr>
+          <w:rFonts w:eastAsia="Noto Serif CJK SC" w:cs="FreeSans"/>
+          <w:b/>
+          <w:bCs/>
+          <w:color w:val="1155CC"/>
+          <w:kern w:val="2"/>
+          <w:sz w:val="24"/>
+          <w:szCs w:val="24"/>
+          <w:u w:val="single"/>
+          <w:lang w:val="en-AU" w:eastAsia="zh-CN" w:bidi="hi-IN"/>
+        </w:rPr>
+        <w:t>Node.js</w:t>
       </w:r>
       <w:r>
         <w:rPr>
@@ -635,25 +759,24 @@
         </w:rPr>
         <w:br/>
       </w:r>
+    </w:p>
+    <w:p>
+      <w:pPr>
+        <w:pStyle w:val="Heading2"/>
+        <w:bidi w:val="0"/>
+        <w:jc w:val="start"/>
+        <w:rPr/>
+      </w:pPr>
       <w:r>
         <w:rPr>
           <w:sz w:val="28"/>
           <w:szCs w:val="28"/>
         </w:rPr>
-        <w:br/>
-      </w:r>
-      <w:r>
-        <w:rPr>
-          <w:rFonts w:eastAsia="Calibri" w:cs="Calibri" w:ascii="Calibri" w:hAnsi="Calibri"/>
-          <w:b/>
-          <w:bCs/>
-          <w:color w:val="4F81BD"/>
-          <w:kern w:val="2"/>
-          <w:sz w:val="26"/>
-          <w:szCs w:val="26"/>
-          <w:lang w:val="en-AU" w:eastAsia="zh-CN" w:bidi="hi-IN"/>
-        </w:rPr>
-        <w:t>Senior DevOps Engineer – Department of Communities and Housing</w:t>
+        <w:t xml:space="preserve">Cloud Operations Engineer </w:t>
+      </w:r>
+      <w:r>
+        <w:rPr/>
+        <w:t>– Ac3</w:t>
       </w:r>
     </w:p>
     <w:p>
@@ -661,32 +784,11 @@
         <w:pStyle w:val="Normal"/>
         <w:bidi w:val="0"/>
         <w:jc w:val="start"/>
-        <w:rPr>
-          <w:i/>
-          <w:i/>
-          <w:iCs/>
-        </w:rPr>
-      </w:pPr>
-      <w:r>
-        <w:rPr>
-          <w:i/>
-          <w:iCs/>
-        </w:rPr>
-        <w:t xml:space="preserve">Nov 2024 – </w:t>
-      </w:r>
-      <w:r>
-        <w:rPr>
-          <w:i/>
-          <w:iCs/>
-        </w:rPr>
-        <w:t>July</w:t>
-      </w:r>
-      <w:r>
-        <w:rPr>
-          <w:i/>
-          <w:iCs/>
-        </w:rPr>
-        <w:t xml:space="preserve"> 2025 (Contract)</w:t>
+        <w:rPr/>
+      </w:pPr>
+      <w:r>
+        <w:rPr/>
+        <w:t xml:space="preserve">2022 – 2023   </w:t>
       </w:r>
     </w:p>
     <w:p>
@@ -698,58 +800,7 @@
       </w:pPr>
       <w:r>
         <w:rPr/>
-        <w:t xml:space="preserve">Managed and optimised </w:t>
-      </w:r>
-      <w:r>
-        <w:rPr>
-          <w:b/>
-          <w:bCs/>
-        </w:rPr>
-        <w:t>AWS</w:t>
-      </w:r>
-      <w:r>
-        <w:rPr/>
-        <w:t xml:space="preserve">-hosted </w:t>
-      </w:r>
-      <w:r>
-        <w:rPr>
-          <w:b/>
-          <w:bCs/>
-        </w:rPr>
-        <w:t>Kubernetes</w:t>
-      </w:r>
-      <w:r>
-        <w:rPr/>
-        <w:t xml:space="preserve"> environments supporting multiple app tiers. Implemented automated </w:t>
-      </w:r>
-      <w:r>
-        <w:rPr>
-          <w:b/>
-          <w:bCs/>
-        </w:rPr>
-        <w:t>EKS</w:t>
-      </w:r>
-      <w:r>
-        <w:rPr/>
-        <w:t xml:space="preserve"> lifecycle patching, blue-green deployments, and </w:t>
-      </w:r>
-      <w:r>
-        <w:rPr>
-          <w:b/>
-          <w:bCs/>
-        </w:rPr>
-        <w:t xml:space="preserve">CI/CD </w:t>
-      </w:r>
-      <w:r>
-        <w:rPr>
-          <w:b w:val="false"/>
-          <w:bCs w:val="false"/>
-        </w:rPr>
-        <w:t xml:space="preserve">gitops container </w:t>
-      </w:r>
-      <w:r>
-        <w:rPr/>
-        <w:t>integrations for Node.js microservices. Led secure API integration with financial institutions.</w:t>
+        <w:t>Supported large government and enterprise clients using Terraform automation across Azure, and VMware. Integrated Terraform with CI/CD for secure, auditable infrastructure delivery.</w:t>
       </w:r>
     </w:p>
     <w:p>
@@ -757,152 +808,18 @@
         <w:pStyle w:val="Normal"/>
         <w:bidi w:val="0"/>
         <w:jc w:val="start"/>
-        <w:rPr/>
-      </w:pPr>
-      <w:r>
-        <w:rPr/>
-        <w:t xml:space="preserve">Technologies: </w:t>
-      </w:r>
-      <w:r>
-        <w:rPr>
-          <w:b/>
-          <w:bCs/>
-        </w:rPr>
-        <w:t>AWS</w:t>
-      </w:r>
-      <w:r>
-        <w:rPr/>
-        <w:t xml:space="preserve"> (</w:t>
-      </w:r>
-      <w:r>
-        <w:rPr>
-          <w:b/>
-          <w:bCs/>
-        </w:rPr>
-        <w:t>EKS</w:t>
-      </w:r>
-      <w:r>
-        <w:rPr/>
-        <w:t xml:space="preserve">, </w:t>
-      </w:r>
-      <w:r>
-        <w:rPr>
-          <w:b/>
-          <w:bCs/>
-        </w:rPr>
-        <w:t>CDK</w:t>
-      </w:r>
-      <w:r>
-        <w:rPr/>
-        <w:t xml:space="preserve">, </w:t>
-      </w:r>
-      <w:r>
-        <w:rPr>
-          <w:b/>
-          <w:bCs/>
-        </w:rPr>
-        <w:t>Terraform</w:t>
-      </w:r>
-      <w:r>
-        <w:rPr/>
-        <w:t xml:space="preserve">, </w:t>
-      </w:r>
-      <w:r>
-        <w:rPr>
-          <w:b/>
-          <w:bCs/>
-        </w:rPr>
-        <w:t>IAM</w:t>
-      </w:r>
-      <w:r>
-        <w:rPr/>
-        <w:t xml:space="preserve">, </w:t>
-      </w:r>
-      <w:r>
-        <w:rPr>
-          <w:b/>
-          <w:bCs/>
-        </w:rPr>
-        <w:t>VPC</w:t>
-      </w:r>
-      <w:r>
-        <w:rPr/>
-        <w:t xml:space="preserve">, </w:t>
-      </w:r>
-      <w:r>
-        <w:rPr>
-          <w:b/>
-          <w:bCs/>
-        </w:rPr>
-        <w:t>S3</w:t>
-      </w:r>
-      <w:r>
-        <w:rPr/>
-        <w:t xml:space="preserve">, </w:t>
-      </w:r>
-      <w:r>
-        <w:rPr>
-          <w:b/>
-          <w:bCs/>
-        </w:rPr>
-        <w:t>CloudWatch</w:t>
-      </w:r>
-      <w:r>
-        <w:rPr/>
-        <w:t xml:space="preserve">), </w:t>
-      </w:r>
-      <w:r>
-        <w:rPr>
-          <w:b/>
-          <w:bCs/>
-        </w:rPr>
-        <w:t>Kubernetes</w:t>
-      </w:r>
-      <w:r>
-        <w:rPr/>
-        <w:t xml:space="preserve">, </w:t>
-      </w:r>
-      <w:r>
-        <w:rPr>
-          <w:b/>
-          <w:bCs/>
-        </w:rPr>
-        <w:t>Helm</w:t>
-      </w:r>
-      <w:r>
-        <w:rPr/>
-        <w:t xml:space="preserve">, </w:t>
-      </w:r>
-      <w:r>
-        <w:rPr>
-          <w:b/>
-          <w:bCs/>
-        </w:rPr>
-        <w:t>Docker</w:t>
-      </w:r>
-      <w:r>
-        <w:rPr/>
-        <w:t xml:space="preserve">, </w:t>
-      </w:r>
-      <w:r>
-        <w:rPr>
-          <w:b/>
-          <w:bCs/>
-        </w:rPr>
-        <w:t>CodePipeline</w:t>
-      </w:r>
-      <w:r>
-        <w:rPr/>
-        <w:t xml:space="preserve">, </w:t>
-      </w:r>
-      <w:r>
-        <w:rPr>
-          <w:b/>
-          <w:bCs/>
-          <w:color w:val="1155CC"/>
-          <w:u w:val="single"/>
-        </w:rPr>
-        <w:t>Node.js</w:t>
+        <w:rPr>
+          <w:b/>
+          <w:bCs/>
+        </w:rPr>
+      </w:pPr>
+      <w:r>
+        <w:rPr>
+          <w:b/>
+          <w:bCs/>
+        </w:rPr>
+        <w:t>Technologies: Azure, VMware, Jenkins, GitLab CI, ECS, RDS, Route53, Active Directory</w:t>
+        <w:br/>
       </w:r>
     </w:p>
     <w:p>
@@ -912,18 +829,16 @@
         <w:jc w:val="start"/>
         <w:rPr/>
       </w:pPr>
-      <w:bookmarkStart w:id="0" w:name="_heading=h.fax0pirynr60"/>
-      <w:bookmarkEnd w:id="0"/>
       <w:r>
         <w:rPr>
           <w:sz w:val="28"/>
           <w:szCs w:val="28"/>
         </w:rPr>
-        <w:t xml:space="preserve">Senior Cloud Specialist </w:t>
-      </w:r>
-      <w:r>
-        <w:rPr/>
-        <w:t>– Department of Transport &amp; Main Roads QLD</w:t>
+        <w:t>Senior Site Reliability Engineer</w:t>
+      </w:r>
+      <w:r>
+        <w:rPr/>
+        <w:t xml:space="preserve"> – Liven</w:t>
       </w:r>
     </w:p>
     <w:p>
@@ -931,233 +846,11 @@
         <w:pStyle w:val="Normal"/>
         <w:bidi w:val="0"/>
         <w:jc w:val="start"/>
-        <w:rPr>
-          <w:i/>
-          <w:i/>
-          <w:iCs/>
-        </w:rPr>
-      </w:pPr>
-      <w:r>
-        <w:rPr>
-          <w:i/>
-          <w:iCs/>
-        </w:rPr>
-        <w:t>Jan 2023 – Nov 2023 (Contract)</w:t>
-      </w:r>
-    </w:p>
-    <w:p>
-      <w:pPr>
-        <w:pStyle w:val="Normal"/>
-        <w:bidi w:val="0"/>
-        <w:jc w:val="start"/>
-        <w:rPr/>
-      </w:pPr>
-      <w:r>
-        <w:rPr/>
-        <w:t>Delivered Azure Landing Zones via Terraform modules, complete configuration management, Automated hybrid identity and multi-cloud networking with ExpressRoute and Direct Connect. Defined compliance guardrails for scalable Azure governance.</w:t>
-      </w:r>
-    </w:p>
-    <w:p>
-      <w:pPr>
-        <w:pStyle w:val="Normal"/>
-        <w:bidi w:val="0"/>
-        <w:jc w:val="start"/>
-        <w:rPr>
-          <w:b/>
-          <w:bCs/>
-        </w:rPr>
-      </w:pPr>
-      <w:r>
-        <w:rPr>
-          <w:b/>
-          <w:bCs/>
-        </w:rPr>
-        <w:t>Technologies: Azure, Terraform, Azure AD/Entra, Azure DevOps, Landing Zones, AWS CloudFormation</w:t>
-      </w:r>
-    </w:p>
-    <w:p>
-      <w:pPr>
-        <w:pStyle w:val="Heading2"/>
-        <w:bidi w:val="0"/>
-        <w:jc w:val="start"/>
-        <w:rPr/>
-      </w:pPr>
-      <w:r>
-        <w:rPr>
-          <w:b/>
-          <w:bCs/>
-          <w:sz w:val="28"/>
-          <w:szCs w:val="28"/>
-        </w:rPr>
-        <w:t>Senior Platform Engineer</w:t>
-      </w:r>
-      <w:r>
-        <w:rPr>
-          <w:sz w:val="28"/>
-          <w:szCs w:val="28"/>
-        </w:rPr>
-        <w:t xml:space="preserve"> </w:t>
-      </w:r>
-      <w:r>
-        <w:rPr/>
-        <w:t>– Auto &amp; General</w:t>
-      </w:r>
-    </w:p>
-    <w:p>
-      <w:pPr>
-        <w:pStyle w:val="Normal"/>
-        <w:bidi w:val="0"/>
-        <w:jc w:val="start"/>
-        <w:rPr>
-          <w:i/>
-          <w:i/>
-          <w:iCs/>
-        </w:rPr>
-      </w:pPr>
-      <w:r>
-        <w:rPr>
-          <w:i/>
-          <w:iCs/>
-        </w:rPr>
-        <w:t>Nov 2023 – Nov 2024</w:t>
-      </w:r>
-    </w:p>
-    <w:p>
-      <w:pPr>
-        <w:pStyle w:val="Normal"/>
-        <w:bidi w:val="0"/>
-        <w:jc w:val="start"/>
-        <w:rPr/>
-      </w:pPr>
-      <w:r>
-        <w:rPr/>
-        <w:t>Delivered Terraform-based IaC foundations for Azure, AWS, and GCP. Unified DevOps tooling and implemented GPU-enabled clusters for AI/ML prototyping. Streamlined multi-cloud infrastructure and improved CI/CD reliability.</w:t>
-        <w:br/>
-        <w:t>Heavily customer data regulated environment requiring soc compliance, worked with Data and security teams to align with compliance and auditing outcomes.</w:t>
-      </w:r>
-    </w:p>
-    <w:p>
-      <w:pPr>
-        <w:pStyle w:val="Normal"/>
-        <w:bidi w:val="0"/>
-        <w:jc w:val="start"/>
-        <w:rPr/>
-      </w:pPr>
-      <w:r>
-        <w:rPr>
-          <w:b/>
-          <w:bCs/>
-        </w:rPr>
-        <w:t>Technologies: Terraform, puppet, Azure AKS, AWS ECS/EKS, GCP GKE, Jenkins, Azure DevOps, Identity &amp; IAM</w:t>
-      </w:r>
-      <w:r>
-        <w:rPr/>
-        <w:br/>
-        <w:br/>
-        <w:t xml:space="preserve">   </w:t>
-      </w:r>
-      <w:r>
-        <w:rPr>
-          <w:b/>
-          <w:bCs/>
-        </w:rPr>
-        <w:t xml:space="preserve">    </w:t>
-        <w:tab/>
-        <w:tab/>
-        <w:tab/>
-        <w:t>Permanent Positions</w:t>
-      </w:r>
-    </w:p>
-    <w:p>
-      <w:pPr>
-        <w:pStyle w:val="Heading2"/>
-        <w:bidi w:val="0"/>
-        <w:jc w:val="start"/>
-        <w:rPr/>
-      </w:pPr>
-      <w:r>
-        <w:rPr>
-          <w:sz w:val="28"/>
-          <w:szCs w:val="28"/>
-        </w:rPr>
-        <w:t xml:space="preserve">Cloud Operations Engineer </w:t>
-      </w:r>
-      <w:r>
-        <w:rPr/>
-        <w:t>– Ac3</w:t>
-      </w:r>
-    </w:p>
-    <w:p>
-      <w:pPr>
-        <w:pStyle w:val="Normal"/>
-        <w:bidi w:val="0"/>
-        <w:jc w:val="start"/>
-        <w:rPr/>
-      </w:pPr>
-      <w:r>
-        <w:rPr/>
-        <w:t>2022 – 2023   - 18 months</w:t>
-      </w:r>
-    </w:p>
-    <w:p>
-      <w:pPr>
-        <w:pStyle w:val="Normal"/>
-        <w:bidi w:val="0"/>
-        <w:jc w:val="start"/>
-        <w:rPr/>
-      </w:pPr>
-      <w:r>
-        <w:rPr/>
-        <w:t>Supported large government and enterprise clients using Terraform automation across Azure, and VMware. Integrated Terraform with CI/CD for secure, auditable infrastructure delivery.</w:t>
-      </w:r>
-    </w:p>
-    <w:p>
-      <w:pPr>
-        <w:pStyle w:val="Normal"/>
-        <w:bidi w:val="0"/>
-        <w:jc w:val="start"/>
-        <w:rPr>
-          <w:b/>
-          <w:bCs/>
-        </w:rPr>
-      </w:pPr>
-      <w:r>
-        <w:rPr>
-          <w:b/>
-          <w:bCs/>
-        </w:rPr>
-        <w:t>Technologies: Azure, VMware, Jenkins, GitLab CI, ECS, RDS, Route53, Active Directory</w:t>
-      </w:r>
-    </w:p>
-    <w:p>
-      <w:pPr>
-        <w:pStyle w:val="Heading2"/>
-        <w:bidi w:val="0"/>
-        <w:jc w:val="start"/>
-        <w:rPr/>
-      </w:pPr>
-      <w:r>
-        <w:rPr>
-          <w:sz w:val="28"/>
-          <w:szCs w:val="28"/>
-        </w:rPr>
-        <w:t>Senior Site Reliability Engineer</w:t>
-      </w:r>
-      <w:r>
-        <w:rPr/>
-        <w:t xml:space="preserve"> – Liven</w:t>
-      </w:r>
-    </w:p>
-    <w:p>
-      <w:pPr>
-        <w:pStyle w:val="Normal"/>
-        <w:bidi w:val="0"/>
-        <w:jc w:val="start"/>
-        <w:rPr/>
-      </w:pPr>
-      <w:r>
-        <w:rPr/>
-        <w:t>2020 – 2022    - 2 years</w:t>
+        <w:rPr/>
+      </w:pPr>
+      <w:r>
+        <w:rPr/>
+        <w:t xml:space="preserve">2020 – 2022 </w:t>
       </w:r>
     </w:p>
     <w:p>
